--- a/nep/docx/027.content.docx
+++ b/nep/docx/027.content.docx
@@ -239,18 +239,12 @@
         </w:rPr>
         <w:t xml:space="preserve">किनभने जबसम्म रगत हाम्रो शरीरमा रहन्छ तब सम्म जीवनको प्रतिनिधित्व गर्थ्यो, रगत गुमाउनु मृत्युको प्रतिनिधित्व गर्थ्यो। परमेश्वरको असल सृजनालाई </w:t>
       </w:r>
-      <w:hyperlink r:id="rId13">
-        <w:r>
-          <w:rPr>
-            <w:lang w:val="ne_NP" w:bidi="ne_NP"/>
-          </w:rPr>
-          <w:rPr>
-            <w:color w:val="0000EE"/>
-            <w:u w:val="single"/>
-          </w:rPr>
-          <w:t>पापले</w:t>
-        </w:r>
-      </w:hyperlink>
+      <w:r>
+        <w:rPr>
+          <w:lang w:val="ne_NP" w:bidi="ne_NP"/>
+        </w:rPr>
+        <w:t>पापले</w:t>
+      </w:r>
       <w:r>
         <w:rPr>
           <w:lang w:val="ne_NP" w:bidi="ne_NP"/>
@@ -259,7 +253,6 @@
       </w:r>
       <w:r>
         <w:rPr>
-          <w:b/>
           <w:lang w:val="ne_NP" w:bidi="ne_NP"/>
         </w:rPr>
         <w:t>अशुद्ध</w:t>
@@ -286,7 +279,6 @@
       </w:r>
       <w:r>
         <w:rPr>
-          <w:b/>
           <w:lang w:val="ne_NP" w:bidi="ne_NP"/>
         </w:rPr>
         <w:t>सुसमाचारका</w:t>
@@ -327,7 +319,6 @@
       </w:r>
       <w:r>
         <w:rPr>
-          <w:b/>
           <w:lang w:val="ne_NP" w:bidi="ne_NP"/>
         </w:rPr>
         <w:t>इस्राएलीहरूले</w:t>
@@ -340,7 +331,6 @@
       </w:r>
       <w:r>
         <w:rPr>
-          <w:b/>
           <w:lang w:val="ne_NP" w:bidi="ne_NP"/>
         </w:rPr>
         <w:t>बलिदानको</w:t>
@@ -353,7 +343,6 @@
       </w:r>
       <w:r>
         <w:rPr>
-          <w:b/>
           <w:lang w:val="ne_NP" w:bidi="ne_NP"/>
         </w:rPr>
         <w:t>पूजाहारीहरूले</w:t>
@@ -364,18 +353,12 @@
         </w:rPr>
         <w:t xml:space="preserve"> परमेश्वरलाई बलिदान ल्याए, तिनीहरूले बलिदान दिएको पशुको रगत सङ्कलन गरे। पूजाहारीहरूले रगतलाई </w:t>
       </w:r>
-      <w:hyperlink r:id="rId14">
-        <w:r>
-          <w:rPr>
-            <w:lang w:val="ne_NP" w:bidi="ne_NP"/>
-          </w:rPr>
-          <w:rPr>
-            <w:color w:val="0000EE"/>
-            <w:u w:val="single"/>
-          </w:rPr>
-          <w:t>वेदीमा,</w:t>
-        </w:r>
-      </w:hyperlink>
+      <w:r>
+        <w:rPr>
+          <w:lang w:val="ne_NP" w:bidi="ne_NP"/>
+        </w:rPr>
+        <w:t>वेदीमा,</w:t>
+      </w:r>
       <w:r>
         <w:rPr>
           <w:lang w:val="ne_NP" w:bidi="ne_NP"/>
@@ -396,36 +379,24 @@
         </w:rPr>
         <w:t xml:space="preserve">औपचारिक सहमति जनाउन पनि रगत प्रयोग गरिन्थ्यो, जसलाई </w:t>
       </w:r>
-      <w:hyperlink r:id="rId15">
-        <w:r>
-          <w:rPr>
-            <w:lang w:val="ne_NP" w:bidi="ne_NP"/>
-          </w:rPr>
-          <w:rPr>
-            <w:color w:val="0000EE"/>
-            <w:u w:val="single"/>
-          </w:rPr>
-          <w:t>करार</w:t>
-        </w:r>
-      </w:hyperlink>
+      <w:r>
+        <w:rPr>
+          <w:lang w:val="ne_NP" w:bidi="ne_NP"/>
+        </w:rPr>
+        <w:t>करार</w:t>
+      </w:r>
       <w:r>
         <w:rPr>
           <w:lang w:val="ne_NP" w:bidi="ne_NP"/>
         </w:rPr>
         <w:t xml:space="preserve"> भनिन्छ। जब परमेश्वरले </w:t>
       </w:r>
-      <w:hyperlink r:id="rId16">
-        <w:r>
-          <w:rPr>
-            <w:lang w:val="ne_NP" w:bidi="ne_NP"/>
-          </w:rPr>
-          <w:rPr>
-            <w:color w:val="0000EE"/>
-            <w:u w:val="single"/>
-          </w:rPr>
-          <w:t>अब्राहामसँग</w:t>
-        </w:r>
-      </w:hyperlink>
+      <w:r>
+        <w:rPr>
+          <w:lang w:val="ne_NP" w:bidi="ne_NP"/>
+        </w:rPr>
+        <w:t>अब्राहामसँग</w:t>
+      </w:r>
       <w:r>
         <w:rPr>
           <w:lang w:val="ne_NP" w:bidi="ne_NP"/>
@@ -434,7 +405,6 @@
       </w:r>
       <w:r>
         <w:rPr>
-          <w:b/>
           <w:lang w:val="ne_NP" w:bidi="ne_NP"/>
         </w:rPr>
         <w:t>विश्वास</w:t>
@@ -447,7 +417,6 @@
       </w:r>
       <w:r>
         <w:rPr>
-          <w:b/>
           <w:lang w:val="ne_NP" w:bidi="ne_NP"/>
         </w:rPr>
         <w:t>क्षमा</w:t>
@@ -513,36 +482,24 @@
         </w:rPr>
         <w:t xml:space="preserve"> </w:t>
       </w:r>
-      <w:hyperlink r:id="rId17">
-        <w:r>
-          <w:rPr>
-            <w:lang w:val="ne_NP" w:bidi="ne_NP"/>
-          </w:rPr>
-          <w:rPr>
-            <w:color w:val="0000EE"/>
-            <w:u w:val="single"/>
-          </w:rPr>
-          <w:t>इस्राएलका</w:t>
-        </w:r>
-      </w:hyperlink>
+      <w:r>
+        <w:rPr>
+          <w:lang w:val="ne_NP" w:bidi="ne_NP"/>
+        </w:rPr>
+        <w:t>इस्राएलका</w:t>
+      </w:r>
       <w:r>
         <w:rPr>
           <w:lang w:val="ne_NP" w:bidi="ne_NP"/>
         </w:rPr>
         <w:t xml:space="preserve"> मानिसहरूले धार्मिक </w:t>
       </w:r>
-      <w:hyperlink r:id="rId18">
-        <w:r>
-          <w:rPr>
-            <w:lang w:val="ne_NP" w:bidi="ne_NP"/>
-          </w:rPr>
-          <w:rPr>
-            <w:color w:val="0000EE"/>
-            <w:u w:val="single"/>
-          </w:rPr>
-          <w:t>गुरू</w:t>
-        </w:r>
-      </w:hyperlink>
+      <w:r>
+        <w:rPr>
+          <w:lang w:val="ne_NP" w:bidi="ne_NP"/>
+        </w:rPr>
+        <w:t>गुरू</w:t>
+      </w:r>
       <w:r>
         <w:rPr>
           <w:lang w:val="ne_NP" w:bidi="ne_NP"/>
@@ -695,18 +652,12 @@
         </w:rPr>
         <w:t xml:space="preserve"> भनेको </w:t>
       </w:r>
-      <w:hyperlink r:id="rId19">
-        <w:r>
-          <w:rPr>
-            <w:lang w:val="ne_NP" w:bidi="ne_NP"/>
-          </w:rPr>
-          <w:rPr>
-            <w:color w:val="0000EE"/>
-            <w:u w:val="single"/>
-          </w:rPr>
-          <w:t>राजाले</w:t>
-        </w:r>
-      </w:hyperlink>
+      <w:r>
+        <w:rPr>
+          <w:lang w:val="ne_NP" w:bidi="ne_NP"/>
+        </w:rPr>
+        <w:t>राजाले</w:t>
+      </w:r>
       <w:r>
         <w:rPr>
           <w:lang w:val="ne_NP" w:bidi="ne_NP"/>
